--- a/Analysis/previous solutions.docx
+++ b/Analysis/previous solutions.docx
@@ -53,6 +53,7 @@
         <w:rPr>
           <w:b/>
           <w:bCs/>
+          <w:noProof/>
         </w:rPr>
         <w:drawing>
           <wp:inline distT="0" distB="0" distL="0" distR="0" wp14:anchorId="4B94E0D9" wp14:editId="1CE2F1EF">
@@ -123,6 +124,7 @@
         <w:rPr>
           <w:b/>
           <w:bCs/>
+          <w:noProof/>
         </w:rPr>
         <w:drawing>
           <wp:inline distT="0" distB="0" distL="0" distR="0" wp14:anchorId="44F0C2C5" wp14:editId="770D1A3E">
@@ -189,27 +191,7 @@
           <w:sz w:val="24"/>
           <w:szCs w:val="24"/>
         </w:rPr>
-        <w:t>Previous Solution 2: Rocket League Tracker (</w:t>
-      </w:r>
-      <w:proofErr w:type="spellStart"/>
-      <w:r>
-        <w:rPr>
-          <w:b/>
-          <w:bCs/>
-          <w:sz w:val="24"/>
-          <w:szCs w:val="24"/>
-        </w:rPr>
-        <w:t>rocketleague.tracker.network</w:t>
-      </w:r>
-      <w:proofErr w:type="spellEnd"/>
-      <w:r>
-        <w:rPr>
-          <w:b/>
-          <w:bCs/>
-          <w:sz w:val="24"/>
-          <w:szCs w:val="24"/>
-        </w:rPr>
-        <w:t>)</w:t>
+        <w:t>Previous Solution 2: Rocket League Tracker (rocketleague.tracker.network)</w:t>
       </w:r>
     </w:p>
     <w:p>
@@ -243,6 +225,7 @@
         <w:rPr>
           <w:b/>
           <w:bCs/>
+          <w:noProof/>
         </w:rPr>
         <w:drawing>
           <wp:inline distT="0" distB="0" distL="0" distR="0" wp14:anchorId="5CDA4274" wp14:editId="18B470B6">
@@ -331,6 +314,7 @@
         <w:rPr>
           <w:b/>
           <w:bCs/>
+          <w:noProof/>
         </w:rPr>
         <w:lastRenderedPageBreak/>
         <w:drawing>
@@ -401,6 +385,7 @@
         <w:rPr>
           <w:b/>
           <w:bCs/>
+          <w:noProof/>
         </w:rPr>
         <w:drawing>
           <wp:inline distT="0" distB="0" distL="0" distR="0" wp14:anchorId="5E8F6A8F" wp14:editId="46CAF09A">
@@ -464,6 +449,108 @@
       </w:r>
       <w:r>
         <w:t>.</w:t>
+      </w:r>
+    </w:p>
+    <w:p/>
+    <w:p>
+      <w:pPr>
+        <w:rPr>
+          <w:b/>
+          <w:bCs/>
+          <w:sz w:val="24"/>
+          <w:szCs w:val="24"/>
+        </w:rPr>
+      </w:pPr>
+      <w:r>
+        <w:rPr>
+          <w:b/>
+          <w:bCs/>
+          <w:sz w:val="24"/>
+          <w:szCs w:val="24"/>
+        </w:rPr>
+        <w:t>Previous Solution 3: Hollow Knight Save Completion Analyzer</w:t>
+      </w:r>
+    </w:p>
+    <w:p>
+      <w:r>
+        <w:t>Although not related to Rocket League, the idea of analysing a file is similar. This means I can take inspirations from certain UI decisions and potential features.</w:t>
+      </w:r>
+    </w:p>
+    <w:p>
+      <w:pPr>
+        <w:rPr>
+          <w:b/>
+          <w:bCs/>
+        </w:rPr>
+      </w:pPr>
+      <w:r>
+        <w:rPr>
+          <w:b/>
+          <w:bCs/>
+        </w:rPr>
+        <w:t>3.1 Uploading a Save file</w:t>
+      </w:r>
+    </w:p>
+    <w:p>
+      <w:pPr>
+        <w:rPr>
+          <w:b/>
+          <w:bCs/>
+        </w:rPr>
+      </w:pPr>
+      <w:r>
+        <w:rPr>
+          <w:b/>
+          <w:bCs/>
+        </w:rPr>
+        <w:drawing>
+          <wp:inline distT="0" distB="0" distL="0" distR="0" wp14:anchorId="43AD5BB3" wp14:editId="03902429">
+            <wp:extent cx="5731510" cy="2623820"/>
+            <wp:effectExtent l="0" t="0" r="2540" b="5080"/>
+            <wp:docPr id="1820810489" name="Picture 1" descr="A screenshot of a computer&#10;&#10;AI-generated content may be incorrect."/>
+            <wp:cNvGraphicFramePr>
+              <a:graphicFrameLocks xmlns:a="http://schemas.openxmlformats.org/drawingml/2006/main" noChangeAspect="1"/>
+            </wp:cNvGraphicFramePr>
+            <a:graphic xmlns:a="http://schemas.openxmlformats.org/drawingml/2006/main">
+              <a:graphicData uri="http://schemas.openxmlformats.org/drawingml/2006/picture">
+                <pic:pic xmlns:pic="http://schemas.openxmlformats.org/drawingml/2006/picture">
+                  <pic:nvPicPr>
+                    <pic:cNvPr id="1820810489" name="Picture 1" descr="A screenshot of a computer&#10;&#10;AI-generated content may be incorrect."/>
+                    <pic:cNvPicPr/>
+                  </pic:nvPicPr>
+                  <pic:blipFill>
+                    <a:blip r:embed="rId9"/>
+                    <a:stretch>
+                      <a:fillRect/>
+                    </a:stretch>
+                  </pic:blipFill>
+                  <pic:spPr>
+                    <a:xfrm>
+                      <a:off x="0" y="0"/>
+                      <a:ext cx="5731510" cy="2623820"/>
+                    </a:xfrm>
+                    <a:prstGeom prst="rect">
+                      <a:avLst/>
+                    </a:prstGeom>
+                  </pic:spPr>
+                </pic:pic>
+              </a:graphicData>
+            </a:graphic>
+          </wp:inline>
+        </w:drawing>
+      </w:r>
+    </w:p>
+    <w:p>
+      <w:r>
+        <w:t>The fact that the site includes the location of the file, allowing you to copy it, makes it easy for all people to actually find their saves, which like Rocket League replays, are located where many casual Rocket League players do not know. I can include a similar feature in my project.</w:t>
+      </w:r>
+    </w:p>
+    <w:p>
+      <w:r>
+        <w:t xml:space="preserve">Another useful feature is showing which save was uploaded, so that </w:t>
+      </w:r>
+      <w:r>
+        <w:t>the user can double check that they uploaded the correct save, I can do the same thing in my project by showing a list of each of the replay names.</w:t>
       </w:r>
     </w:p>
     <w:sectPr>
